--- a/zht/docx/15.content.docx
+++ b/zht/docx/15.content.docx
@@ -28,22 +28,6 @@
       </w:r>
     </w:p>
     <w:p>
-      <w:pPr>
-        <w:pStyle w:val="Heading2"/>
-      </w:pPr>
-      <w:r>
-        <w:rPr>
-          <w:lang w:val="zh_TW" w:bidi="zh_TW"/>
-        </w:rPr>
-        <w:t>License Information</w:t>
-      </w:r>
-      <w:r>
-        <w:rPr>
-          <w:lang w:val="zh_TW" w:bidi="zh_TW"/>
-        </w:rPr>
-      </w:r>
-    </w:p>
-    <w:p>
       <w:pPr/>
       <w:r>
         <w:rPr>
@@ -55,86 +39,37 @@
           <w:b/>
           <w:lang w:val="zh_TW" w:bidi="zh_TW"/>
         </w:rPr>
-        <w:t>翻譯筆記 (unfoldingWord)</w:t>
-      </w:r>
-      <w:r>
-        <w:rPr>
-          <w:lang w:val="zh_TW" w:bidi="zh_TW"/>
-        </w:rPr>
-        <w:t xml:space="preserve"> (Chinese (Traditional)) is based on</w:t>
-      </w:r>
-      <w:r>
-        <w:rPr>
-          <w:lang w:val="zh_TW" w:bidi="zh_TW"/>
-        </w:rPr>
-        <w:t xml:space="preserve">: </w:t>
-      </w:r>
-      <w:r>
-        <w:rPr>
-          <w:lang w:val="zh_TW" w:bidi="zh_TW"/>
-        </w:rPr>
         <w:t>unfoldingWord® Translation Notes</w:t>
       </w:r>
       <w:r>
         <w:rPr>
           <w:lang w:val="zh_TW" w:bidi="zh_TW"/>
         </w:rPr>
-        <w:t xml:space="preserve">, </w:t>
-      </w:r>
-      <w:hyperlink r:id="rId13">
-        <w:r>
-          <w:rPr>
-            <w:lang w:val="zh_TW" w:bidi="zh_TW"/>
-          </w:rPr>
-          <w:rPr>
-            <w:color w:val="0000EE"/>
-            <w:u w:val="single"/>
-          </w:rPr>
-          <w:t>unfoldingWord</w:t>
-        </w:r>
-      </w:hyperlink>
-      <w:r>
-        <w:rPr>
-          <w:lang w:val="zh_TW" w:bidi="zh_TW"/>
-        </w:rPr>
-        <w:t xml:space="preserve">, 2022, which is licensed under a </w:t>
-      </w:r>
-      <w:hyperlink r:id="rId14">
-        <w:r>
-          <w:rPr>
-            <w:lang w:val="zh_TW" w:bidi="zh_TW"/>
-          </w:rPr>
-          <w:rPr>
-            <w:color w:val="0000EE"/>
-            <w:u w:val="single"/>
-          </w:rPr>
-          <w:t>CC BY-SA 4.0 license</w:t>
-        </w:r>
-      </w:hyperlink>
-      <w:r>
-        <w:rPr>
-          <w:lang w:val="zh_TW" w:bidi="zh_TW"/>
-        </w:rPr>
-        <w:t>.</w:t>
-      </w:r>
-      <w:r>
-        <w:rPr>
-          <w:lang w:val="zh_TW" w:bidi="zh_TW"/>
-        </w:rPr>
-      </w:r>
-    </w:p>
-    <w:p>
-      <w:pPr/>
-      <w:r>
-        <w:rPr>
-          <w:lang w:val="zh_TW" w:bidi="zh_TW"/>
-        </w:rPr>
-      </w:r>
-      <w:r>
-        <w:rPr>
-          <w:lang w:val="zh_TW" w:bidi="zh_TW"/>
-        </w:rPr>
-        <w:t>This PDF version is provided under the same license.</w:t>
+        <w:t xml:space="preserve"> © 2022 unfoldingWord. Released under CC BY-SA 4.0 license. </w:t>
+      </w:r>
+      <w:r>
+        <w:rPr>
+          <w:lang w:val="zh_TW" w:bidi="zh_TW"/>
+        </w:rPr>
+        <w:t>unfoldingWord® Translation Notes</w:t>
+      </w:r>
+      <w:r>
+        <w:rPr>
+          <w:lang w:val="zh_TW" w:bidi="zh_TW"/>
+        </w:rPr>
+        <w:t xml:space="preserve"> has been adapted in the following languages: Tok Pisin, Arabic (عربي), French (Français), Hindi (हिंदी), Indonesian (Bahasa Indonesia), Portuguese (Português), Russian (Русский), Spanish (Español), Swahili (Kiswahili), and Simplified Chinese (简体中文) from </w:t>
+      </w:r>
+      <w:r>
+        <w:rPr>
+          <w:lang w:val="zh_TW" w:bidi="zh_TW"/>
+        </w:rPr>
+        <w:t>unfoldingWord® Translation Notes</w:t>
+      </w:r>
+      <w:r>
+        <w:rPr>
+          <w:lang w:val="zh_TW" w:bidi="zh_TW"/>
+        </w:rPr>
+        <w:t xml:space="preserve"> © 2022 unfoldingWord. Released under CC BY-SA 4.0 license by Mission Mutual</w:t>
       </w:r>
       <w:r>
         <w:rPr>
@@ -1086,7 +1021,7 @@
         </w:rPr>
         <w:t>本章關於聖殿建造與重建聖殿敬拜的敘事，從</w:t>
       </w:r>
-      <w:hyperlink r:id="rId15">
+      <w:hyperlink r:id="rId13">
         <w:r>
           <w:rPr>
             <w:lang w:val="zh_TW" w:bidi="zh_TW"/>
@@ -1382,7 +1317,7 @@
           <w:lang w:val="zh_TW" w:bidi="zh_TW"/>
         </w:rPr>
       </w:r>
-      <w:hyperlink r:id="rId16">
+      <w:hyperlink r:id="rId14">
         <w:r>
           <w:rPr>
             <w:lang w:val="zh_TW" w:bidi="zh_TW"/>
@@ -1400,7 +1335,7 @@
         </w:rPr>
         <w:t>中以斯拉的家譜從以斯拉追溯到亞倫，共列出十六位祖先。正如古代家譜中常見的，這份名單幾乎可以肯定並未包括亞倫和以斯拉之間的所有世代。亞倫（</w:t>
       </w:r>
-      <w:hyperlink r:id="rId17">
+      <w:hyperlink r:id="rId15">
         <w:r>
           <w:rPr>
             <w:lang w:val="zh_TW" w:bidi="zh_TW"/>
@@ -1418,7 +1353,7 @@
         </w:rPr>
         <w:t>）是摩西律法下的第一位大祭司，也是第一位在會幕中事奉的祭司。亞撒利雅（</w:t>
       </w:r>
-      <w:hyperlink r:id="rId18">
+      <w:hyperlink r:id="rId16">
         <w:r>
           <w:rPr>
             <w:lang w:val="zh_TW" w:bidi="zh_TW"/>
@@ -1436,7 +1371,7 @@
         </w:rPr>
         <w:t>）是第一位在所羅門建造的聖殿中事奉的大祭司，本書在</w:t>
       </w:r>
-      <w:hyperlink r:id="rId19">
+      <w:hyperlink r:id="rId17">
         <w:r>
           <w:rPr>
             <w:lang w:val="zh_TW" w:bidi="zh_TW"/>

--- a/zht/docx/15.content.docx
+++ b/zht/docx/15.content.docx
@@ -28,6 +28,22 @@
       </w:r>
     </w:p>
     <w:p>
+      <w:pPr>
+        <w:pStyle w:val="Heading2"/>
+      </w:pPr>
+      <w:r>
+        <w:rPr>
+          <w:lang w:val="zh_TW" w:bidi="zh_TW"/>
+        </w:rPr>
+        <w:t>License Information</w:t>
+      </w:r>
+      <w:r>
+        <w:rPr>
+          <w:lang w:val="zh_TW" w:bidi="zh_TW"/>
+        </w:rPr>
+      </w:r>
+    </w:p>
+    <w:p>
       <w:pPr/>
       <w:r>
         <w:rPr>
@@ -39,37 +55,86 @@
           <w:b/>
           <w:lang w:val="zh_TW" w:bidi="zh_TW"/>
         </w:rPr>
+        <w:t>翻譯筆記 (unfoldingWord)</w:t>
+      </w:r>
+      <w:r>
+        <w:rPr>
+          <w:lang w:val="zh_TW" w:bidi="zh_TW"/>
+        </w:rPr>
+        <w:t xml:space="preserve"> (Chinese (Traditional)) is based on</w:t>
+      </w:r>
+      <w:r>
+        <w:rPr>
+          <w:lang w:val="zh_TW" w:bidi="zh_TW"/>
+        </w:rPr>
+        <w:t xml:space="preserve">: </w:t>
+      </w:r>
+      <w:r>
+        <w:rPr>
+          <w:lang w:val="zh_TW" w:bidi="zh_TW"/>
+        </w:rPr>
         <w:t>unfoldingWord® Translation Notes</w:t>
       </w:r>
       <w:r>
         <w:rPr>
           <w:lang w:val="zh_TW" w:bidi="zh_TW"/>
         </w:rPr>
-        <w:t xml:space="preserve"> © 2022 unfoldingWord. Released under CC BY-SA 4.0 license. </w:t>
-      </w:r>
-      <w:r>
-        <w:rPr>
-          <w:lang w:val="zh_TW" w:bidi="zh_TW"/>
-        </w:rPr>
-        <w:t>unfoldingWord® Translation Notes</w:t>
-      </w:r>
-      <w:r>
-        <w:rPr>
-          <w:lang w:val="zh_TW" w:bidi="zh_TW"/>
-        </w:rPr>
-        <w:t xml:space="preserve"> has been adapted in the following languages: Tok Pisin, Arabic (عربي), French (Français), Hindi (हिंदी), Indonesian (Bahasa Indonesia), Portuguese (Português), Russian (Русский), Spanish (Español), Swahili (Kiswahili), and Simplified Chinese (简体中文) from </w:t>
-      </w:r>
-      <w:r>
-        <w:rPr>
-          <w:lang w:val="zh_TW" w:bidi="zh_TW"/>
-        </w:rPr>
-        <w:t>unfoldingWord® Translation Notes</w:t>
-      </w:r>
-      <w:r>
-        <w:rPr>
-          <w:lang w:val="zh_TW" w:bidi="zh_TW"/>
-        </w:rPr>
-        <w:t xml:space="preserve"> © 2022 unfoldingWord. Released under CC BY-SA 4.0 license by Mission Mutual</w:t>
+        <w:t xml:space="preserve">, </w:t>
+      </w:r>
+      <w:hyperlink r:id="rId13">
+        <w:r>
+          <w:rPr>
+            <w:lang w:val="zh_TW" w:bidi="zh_TW"/>
+          </w:rPr>
+          <w:rPr>
+            <w:color w:val="0000EE"/>
+            <w:u w:val="single"/>
+          </w:rPr>
+          <w:t>unfoldingWord</w:t>
+        </w:r>
+      </w:hyperlink>
+      <w:r>
+        <w:rPr>
+          <w:lang w:val="zh_TW" w:bidi="zh_TW"/>
+        </w:rPr>
+        <w:t xml:space="preserve">, 2022, which is licensed under a </w:t>
+      </w:r>
+      <w:hyperlink r:id="rId14">
+        <w:r>
+          <w:rPr>
+            <w:lang w:val="zh_TW" w:bidi="zh_TW"/>
+          </w:rPr>
+          <w:rPr>
+            <w:color w:val="0000EE"/>
+            <w:u w:val="single"/>
+          </w:rPr>
+          <w:t>CC BY-SA 4.0 license</w:t>
+        </w:r>
+      </w:hyperlink>
+      <w:r>
+        <w:rPr>
+          <w:lang w:val="zh_TW" w:bidi="zh_TW"/>
+        </w:rPr>
+        <w:t>.</w:t>
+      </w:r>
+      <w:r>
+        <w:rPr>
+          <w:lang w:val="zh_TW" w:bidi="zh_TW"/>
+        </w:rPr>
+      </w:r>
+    </w:p>
+    <w:p>
+      <w:pPr/>
+      <w:r>
+        <w:rPr>
+          <w:lang w:val="zh_TW" w:bidi="zh_TW"/>
+        </w:rPr>
+      </w:r>
+      <w:r>
+        <w:rPr>
+          <w:lang w:val="zh_TW" w:bidi="zh_TW"/>
+        </w:rPr>
+        <w:t>This PDF version is provided under the same license.</w:t>
       </w:r>
       <w:r>
         <w:rPr>
@@ -1021,7 +1086,7 @@
         </w:rPr>
         <w:t>本章關於聖殿建造與重建聖殿敬拜的敘事，從</w:t>
       </w:r>
-      <w:hyperlink r:id="rId13">
+      <w:hyperlink r:id="rId15">
         <w:r>
           <w:rPr>
             <w:lang w:val="zh_TW" w:bidi="zh_TW"/>
@@ -1317,7 +1382,7 @@
           <w:lang w:val="zh_TW" w:bidi="zh_TW"/>
         </w:rPr>
       </w:r>
-      <w:hyperlink r:id="rId14">
+      <w:hyperlink r:id="rId16">
         <w:r>
           <w:rPr>
             <w:lang w:val="zh_TW" w:bidi="zh_TW"/>
@@ -1335,7 +1400,7 @@
         </w:rPr>
         <w:t>中以斯拉的家譜從以斯拉追溯到亞倫，共列出十六位祖先。正如古代家譜中常見的，這份名單幾乎可以肯定並未包括亞倫和以斯拉之間的所有世代。亞倫（</w:t>
       </w:r>
-      <w:hyperlink r:id="rId15">
+      <w:hyperlink r:id="rId17">
         <w:r>
           <w:rPr>
             <w:lang w:val="zh_TW" w:bidi="zh_TW"/>
@@ -1353,7 +1418,7 @@
         </w:rPr>
         <w:t>）是摩西律法下的第一位大祭司，也是第一位在會幕中事奉的祭司。亞撒利雅（</w:t>
       </w:r>
-      <w:hyperlink r:id="rId16">
+      <w:hyperlink r:id="rId18">
         <w:r>
           <w:rPr>
             <w:lang w:val="zh_TW" w:bidi="zh_TW"/>
@@ -1371,7 +1436,7 @@
         </w:rPr>
         <w:t>）是第一位在所羅門建造的聖殿中事奉的大祭司，本書在</w:t>
       </w:r>
-      <w:hyperlink r:id="rId17">
+      <w:hyperlink r:id="rId19">
         <w:r>
           <w:rPr>
             <w:lang w:val="zh_TW" w:bidi="zh_TW"/>

--- a/zht/docx/15.content.docx
+++ b/zht/docx/15.content.docx
@@ -141,13 +141,6 @@
         <w:rPr>
           <w:lang w:val="zh_TW" w:bidi="zh_TW"/>
         </w:rPr>
-      </w:r>
-      <w:r>
-        <w:rPr>
-          <w:i/>
-          <w:lang w:val="zh_TW" w:bidi="zh_TW"/>
-        </w:rPr>
-        <w:t>以斯拉記導論, 以斯拉記 - 第一章簡介, 以斯拉記 - 第二章簡介, 以斯拉記 - 第三章簡介, 以斯拉記 - 第四章簡介, 以斯拉記 - 第五章簡介, 以斯拉記 - 第六章簡介, 以斯拉記 - 第七章簡介, 以斯拉記 - 第八章簡介, 以斯拉記 - 第九章簡介, 以斯拉記 - 第十章簡介</w:t>
       </w:r>
       <w:r>
         <w:rPr>

--- a/zht/docx/15.content.docx
+++ b/zht/docx/15.content.docx
@@ -128,19 +128,6 @@
           <w:lang w:val="zh_TW" w:bidi="zh_TW"/>
         </w:rPr>
         <w:t>EZR</w:t>
-      </w:r>
-      <w:r>
-        <w:rPr>
-          <w:lang w:val="zh_TW" w:bidi="zh_TW"/>
-        </w:rPr>
-      </w:r>
-    </w:p>
-    <w:p>
-      <w:pPr/>
-      <w:r>
-        <w:rPr>
-          <w:lang w:val="zh_TW" w:bidi="zh_TW"/>
-        </w:rPr>
       </w:r>
       <w:r>
         <w:rPr>

--- a/zht/docx/15.content.docx
+++ b/zht/docx/15.content.docx
@@ -19,7 +19,7 @@
         <w:rPr>
           <w:lang w:val="zh_TW" w:bidi="zh_TW"/>
         </w:rPr>
-        <w:t>Resource: 翻譯筆記 (unfoldingWord)</w:t>
+        <w:t>Resource: unfoldingWord® Translation Notes</w:t>
       </w:r>
       <w:r>
         <w:rPr>
@@ -90,7 +90,7 @@
         <w:rPr>
           <w:lang w:val="zh_TW" w:bidi="zh_TW"/>
         </w:rPr>
-        <w:t>翻譯筆記 (unfoldingWord)</w:t>
+        <w:t>unfoldingWord® Translation Notes</w:t>
       </w:r>
     </w:p>
     <w:p>
